--- a/Documentacion_Tecnica.docx
+++ b/Documentacion_Tecnica.docx
@@ -2177,7 +2177,7 @@
                 <w:rStyle w:val="Hyperlink"/>
                 <w:noProof/>
               </w:rPr>
-              <w:t>7.8. Dashboard y reportes (dashboard)</w:t>
+              <w:t>7.8. Dashboard (dashboard)</w:t>
             </w:r>
             <w:r>
               <w:rPr>
@@ -2354,74 +2354,13 @@
               <w:noProof/>
             </w:rPr>
           </w:pPr>
-          <w:hyperlink w:anchor="_Toc232073162" w:history="1">
+          <w:hyperlink w:anchor="_Toc232073163" w:history="1">
             <w:r>
               <w:rPr>
                 <w:rStyle w:val="Hyperlink"/>
                 <w:noProof/>
               </w:rPr>
-              <w:t>7.11. Visitantes (visitantes)</w:t>
-            </w:r>
-            <w:r>
-              <w:rPr>
-                <w:noProof/>
-              </w:rPr>
-              <w:tab/>
-            </w:r>
-            <w:r>
-              <w:rPr>
-                <w:noProof/>
-              </w:rPr>
-              <w:fldChar w:fldCharType="begin"/>
-            </w:r>
-            <w:r>
-              <w:rPr>
-                <w:noProof/>
-              </w:rPr>
-              <w:instrText xml:space="preserve"> PAGEREF _Toc232073162 \h </w:instrText>
-            </w:r>
-            <w:r>
-              <w:rPr>
-                <w:noProof/>
-              </w:rPr>
-            </w:r>
-            <w:r>
-              <w:rPr>
-                <w:noProof/>
-              </w:rPr>
-              <w:fldChar w:fldCharType="separate"/>
-            </w:r>
-            <w:r>
-              <w:rPr>
-                <w:noProof/>
-              </w:rPr>
-              <w:t>13</w:t>
-            </w:r>
-            <w:r>
-              <w:rPr>
-                <w:noProof/>
-              </w:rPr>
-              <w:fldChar w:fldCharType="end"/>
-            </w:r>
-          </w:hyperlink>
-        </w:p>
-        <w:p>
-          <w:pPr>
-            <w:pStyle w:val="TOC2"/>
-            <w:tabs>
-              <w:tab w:val="right" w:leader="dot" w:pos="9350"/>
-            </w:tabs>
-            <w:rPr>
-              <w:noProof/>
-            </w:rPr>
-          </w:pPr>
-          <w:hyperlink w:anchor="_Toc232073163" w:history="1">
-            <w:r>
-              <w:rPr>
-                <w:rStyle w:val="Hyperlink"/>
-                <w:noProof/>
-              </w:rPr>
-              <w:t>7.12. Correo (mail)</w:t>
+              <w:t>7.11. Correo (mail)</w:t>
             </w:r>
             <w:r>
               <w:rPr>
@@ -2482,7 +2421,7 @@
                 <w:rStyle w:val="Hyperlink"/>
                 <w:noProof/>
               </w:rPr>
-              <w:t>7.13. Cloudinary (cloudinary)</w:t>
+              <w:t>7.12. Cloudinary (cloudinary)</w:t>
             </w:r>
             <w:r>
               <w:rPr>
@@ -2543,7 +2482,7 @@
                 <w:rStyle w:val="Hyperlink"/>
                 <w:noProof/>
               </w:rPr>
-              <w:t>7.14. Contingencia (contingencia)</w:t>
+              <w:t>7.13. Contingencia (contingencia)</w:t>
             </w:r>
             <w:r>
               <w:rPr>
@@ -3061,7 +3000,7 @@
       </w:r>
       <w:proofErr w:type="spellEnd"/>
       <w:r>
-        <w:t>, administrar usuarios, vehículos y reportes, y ofrecer a los usuarios finales (aprendices) una aplicación móvil para registrar y compartir sus vehículos.</w:t>
+        <w:t>, administrar usuarios, vehículos y movimientos, y ofrecer a los usuarios finales (aprendices) una aplicación móvil para registrar y compartir sus vehículos.</w:t>
       </w:r>
     </w:p>
     <w:p>
@@ -3175,7 +3114,7 @@
       </w:r>
       <w:proofErr w:type="spellEnd"/>
       <w:r>
-        <w:t xml:space="preserve"> (Vite) para los roles de Administrador y Operativo (portería); incluye los paneles de gestión, reportes y monitoreo en tiempo real.</w:t>
+        <w:t xml:space="preserve"> (Vite) para los roles de Administrador y Operativo (portería); incluye los paneles de gestión y monitoreo en tiempo real.</w:t>
       </w:r>
     </w:p>
     <w:p>
@@ -3552,7 +3491,7 @@
               <w:spacing w:line="264" w:lineRule="auto"/>
             </w:pPr>
             <w:r>
-              <w:t>Administrador del sistema. Acceso total: usuarios, vehículos, solicitudes, reportes, auditoría, telemetría y configuración del parqueadero.</w:t>
+              <w:t>Administrador del sistema. Acceso total: usuarios, vehículos, solicitudes, bahías, telemetría y configuración del parqueadero.</w:t>
             </w:r>
           </w:p>
         </w:tc>
@@ -3632,7 +3571,7 @@
               <w:spacing w:line="264" w:lineRule="auto"/>
             </w:pPr>
             <w:r>
-              <w:t>Personal de portería. Registra entradas/salidas de vehículos, gestiona visitantes y consulta el estado de las bahías y las alertas.</w:t>
+              <w:t>Personal de portería. Registra entradas/salidas de vehículos y consulta el estado de las bahías y las alertas.</w:t>
             </w:r>
           </w:p>
         </w:tc>
@@ -8417,7 +8356,15 @@
       </w:r>
       <w:proofErr w:type="spellEnd"/>
       <w:r>
-        <w:t>/login, /</w:t>
+        <w:t>/</w:t>
+      </w:r>
+      <w:proofErr w:type="spellStart"/>
+      <w:r>
+        <w:t>login</w:t>
+      </w:r>
+      <w:proofErr w:type="spellEnd"/>
+      <w:r>
+        <w:t>, /</w:t>
       </w:r>
       <w:proofErr w:type="spellStart"/>
       <w:r>
@@ -10117,7 +10064,15 @@
         <w:jc w:val="both"/>
       </w:pPr>
       <w:r>
-        <w:t xml:space="preserve">Es la base de seguridad del sistema. Trabaja sobre el acceso: login en dos pasos (correo y contraseña → código OTP por correo), emisión y renovación de tokens JWT (access y </w:t>
+        <w:t>Es la base de seguridad del sistema. Trabaja sobre el acceso: login en dos pasos (correo y contraseña → código OTP por correo), emisión y renovación de tokens JWT (</w:t>
+      </w:r>
+      <w:proofErr w:type="spellStart"/>
+      <w:r>
+        <w:t>access</w:t>
+      </w:r>
+      <w:proofErr w:type="spellEnd"/>
+      <w:r>
+        <w:t xml:space="preserve"> y </w:t>
       </w:r>
       <w:proofErr w:type="spellStart"/>
       <w:r>
@@ -10325,23 +10280,7 @@
       </w:pPr>
       <w:bookmarkStart w:id="33" w:name="_Toc232073159"/>
       <w:r>
-        <w:t xml:space="preserve">7.8. </w:t>
-      </w:r>
-      <w:proofErr w:type="spellStart"/>
-      <w:r>
-        <w:t>Dashboard</w:t>
-      </w:r>
-      <w:proofErr w:type="spellEnd"/>
-      <w:r>
-        <w:t xml:space="preserve"> y reportes (</w:t>
-      </w:r>
-      <w:proofErr w:type="spellStart"/>
-      <w:r>
-        <w:t>dashboard</w:t>
-      </w:r>
-      <w:proofErr w:type="spellEnd"/>
-      <w:r>
-        <w:t>)</w:t>
+        <w:t>7.8. Dashboard (dashboard)</w:t>
       </w:r>
       <w:bookmarkEnd w:id="33"/>
     </w:p>
@@ -10351,7 +10290,7 @@
         <w:jc w:val="both"/>
       </w:pPr>
       <w:r>
-        <w:t>Provee la analítica para la administración: indicadores (usuarios, vehículos, ocupación), historial de movimientos, tráfico por horas, ocupación por tipo de vehículo y mapas de calor. Genera reportes exportables en Excel, PDF y CSV. Su rol principal es Administrador (el historial también está disponible para Operativo).</w:t>
+        <w:t>Provee la analítica para la administración: indicadores (usuarios, vehículos, ocupación), historial de movimientos, tráfico por horas, ocupación por tipo de vehículo y mapas de calor. Genera reportes exportables en Excel y PDF. Su rol principal es Administrador (el historial también está disponible para Operativo).</w:t>
       </w:r>
     </w:p>
     <w:p>
@@ -10370,7 +10309,7 @@
         <w:jc w:val="both"/>
       </w:pPr>
       <w:r>
-        <w:t>Registra de forma inmutable las acciones relevantes del sistema (quién, qué, cuándo y desde qué IP) para garantizar trazabilidad y cumplimiento. Permite al Administrador consultar el historial con filtros por fecha, usuario y tipo de operación, incluyendo las operaciones realizadas por el personal operativo.</w:t>
+        <w:t>Registra de forma inmutable las acciones relevantes del sistema (quién, qué, cuándo y desde qué IP) para garantizar trazabilidad y cumplimiento. El servicio de auditoría sigue registrando cada acción de forma interna y alimenta las métricas del turno del personal operativo (ingresos/salidas del día); la tabla de auditoría se conserva. El panel de consulta de auditoría en el frontend del Administrador fue retirado.</w:t>
       </w:r>
     </w:p>
     <w:p>
@@ -10396,9 +10335,9 @@
       <w:pPr>
         <w:pStyle w:val="Heading2"/>
       </w:pPr>
-      <w:bookmarkStart w:id="36" w:name="_Toc232073162"/>
-      <w:r>
-        <w:t>7.11. Visitantes (visitantes)</w:t>
+      <w:bookmarkStart w:id="36" w:name="_Toc232073163"/>
+      <w:r>
+        <w:t>7.11. Correo (mail)</w:t>
       </w:r>
       <w:bookmarkEnd w:id="36"/>
     </w:p>
@@ -10408,74 +10347,82 @@
         <w:jc w:val="both"/>
       </w:pPr>
       <w:r>
-        <w:t>Registro administrativo de visitantes por parte de la portería: alta del visitante (nombre, cédula, empresa, hora de entrada) y registro de su salida. Lo usan los roles Operativo y Administrador.</w:t>
-      </w:r>
-    </w:p>
-    <w:p>
-      <w:pPr>
-        <w:pStyle w:val="Heading2"/>
-      </w:pPr>
-      <w:bookmarkStart w:id="37" w:name="_Toc232073163"/>
-      <w:r>
-        <w:t>7.12. Correo (mail)</w:t>
-      </w:r>
-      <w:bookmarkEnd w:id="37"/>
+        <w:t xml:space="preserve">Servicio interno de envío de correos electrónicos con Nodemailer. Envía los códigos OTP de verificación y las alertas de salida de emergencia mediante plantillas HTML. No expone </w:t>
+      </w:r>
+      <w:proofErr w:type="spellStart"/>
+      <w:r>
+        <w:t>endpoints</w:t>
+      </w:r>
+      <w:proofErr w:type="spellEnd"/>
+      <w:r>
+        <w:t xml:space="preserve">; es consumido por otros módulos como </w:t>
+      </w:r>
+      <w:proofErr w:type="spellStart"/>
+      <w:r>
+        <w:t>auth</w:t>
+      </w:r>
+      <w:proofErr w:type="spellEnd"/>
+      <w:r>
+        <w:t xml:space="preserve"> y operativo.</w:t>
+      </w:r>
     </w:p>
     <w:p>
       <w:pPr>
         <w:spacing w:after="120" w:line="276" w:lineRule="auto"/>
         <w:jc w:val="both"/>
       </w:pPr>
-      <w:r>
-        <w:t xml:space="preserve">Servicio interno de envío de correos electrónicos con Nodemailer. Envía los códigos OTP de verificación y las alertas de salida de emergencia mediante plantillas HTML. No expone </w:t>
+    </w:p>
+    <w:p>
+      <w:pPr>
+        <w:pStyle w:val="Heading2"/>
+      </w:pPr>
+      <w:bookmarkStart w:id="37" w:name="_Toc232073164"/>
+      <w:r>
+        <w:t xml:space="preserve">7.12. </w:t>
       </w:r>
       <w:proofErr w:type="spellStart"/>
       <w:r>
-        <w:t>endpoints</w:t>
+        <w:t>Cloudinary</w:t>
       </w:r>
       <w:proofErr w:type="spellEnd"/>
       <w:r>
-        <w:t xml:space="preserve">; es consumido por otros módulos como </w:t>
+        <w:t xml:space="preserve"> (</w:t>
       </w:r>
       <w:proofErr w:type="spellStart"/>
       <w:r>
-        <w:t>auth</w:t>
+        <w:t>cloudinary</w:t>
       </w:r>
       <w:proofErr w:type="spellEnd"/>
       <w:r>
-        <w:t xml:space="preserve"> y operativo.</w:t>
-      </w:r>
+        <w:t>)</w:t>
+      </w:r>
+      <w:bookmarkEnd w:id="37"/>
     </w:p>
     <w:p>
       <w:pPr>
         <w:spacing w:after="120" w:line="276" w:lineRule="auto"/>
         <w:jc w:val="both"/>
       </w:pPr>
+      <w:r>
+        <w:lastRenderedPageBreak/>
+        <w:t xml:space="preserve">Servicio interno de gestión de imágenes en la nube. Sube y elimina fotos de perfil y de vehículos/documentos, extrayendo el identificador de cada imagen a partir de su URL. No expone </w:t>
+      </w:r>
+      <w:proofErr w:type="spellStart"/>
+      <w:r>
+        <w:t>endpoints</w:t>
+      </w:r>
+      <w:proofErr w:type="spellEnd"/>
+      <w:r>
+        <w:t>.</w:t>
+      </w:r>
     </w:p>
     <w:p>
       <w:pPr>
         <w:pStyle w:val="Heading2"/>
       </w:pPr>
-      <w:bookmarkStart w:id="38" w:name="_Toc232073164"/>
-      <w:r>
-        <w:lastRenderedPageBreak/>
-        <w:t xml:space="preserve">7.13. </w:t>
-      </w:r>
-      <w:proofErr w:type="spellStart"/>
-      <w:r>
-        <w:t>Cloudinary</w:t>
-      </w:r>
-      <w:proofErr w:type="spellEnd"/>
-      <w:r>
-        <w:t xml:space="preserve"> (</w:t>
-      </w:r>
-      <w:proofErr w:type="spellStart"/>
-      <w:r>
-        <w:t>cloudinary</w:t>
-      </w:r>
-      <w:proofErr w:type="spellEnd"/>
-      <w:r>
-        <w:t>)</w:t>
+      <w:bookmarkStart w:id="38" w:name="_Toc232073165"/>
+      <w:r>
+        <w:t>7.13. Contingencia (contingencia)</w:t>
       </w:r>
       <w:bookmarkEnd w:id="38"/>
     </w:p>
@@ -10485,26 +10432,28 @@
         <w:jc w:val="both"/>
       </w:pPr>
       <w:r>
-        <w:t xml:space="preserve">Servicio interno de gestión de imágenes en la nube. Sube y elimina fotos de perfil y de vehículos/documentos, extrayendo el identificador de cada imagen a partir de su URL. No expone </w:t>
-      </w:r>
-      <w:proofErr w:type="spellStart"/>
-      <w:r>
-        <w:t>endpoints</w:t>
-      </w:r>
-      <w:proofErr w:type="spellEnd"/>
-      <w:r>
-        <w:t>.</w:t>
-      </w:r>
+        <w:t>Entidad de soporte (sin controlador propio) que deja traza de las operaciones fuera del flujo normal (ingresos o salidas manuales, fallas de sensor) para su posterior auditoría y análisis.</w:t>
+      </w:r>
+    </w:p>
+    <w:p>
+      <w:pPr>
+        <w:pStyle w:val="Heading1"/>
+      </w:pPr>
+      <w:bookmarkStart w:id="39" w:name="_Toc232073166"/>
+      <w:r>
+        <w:t>8. Módulos del frontend y la app móvil</w:t>
+      </w:r>
+      <w:bookmarkEnd w:id="39"/>
     </w:p>
     <w:p>
       <w:pPr>
         <w:pStyle w:val="Heading2"/>
       </w:pPr>
-      <w:bookmarkStart w:id="39" w:name="_Toc232073165"/>
-      <w:r>
-        <w:t>7.14. Contingencia (contingencia)</w:t>
-      </w:r>
-      <w:bookmarkEnd w:id="39"/>
+      <w:bookmarkStart w:id="40" w:name="_Toc232073167"/>
+      <w:r>
+        <w:t>8.1. Frontend web (Administrador y Operativo)</w:t>
+      </w:r>
+      <w:bookmarkEnd w:id="40"/>
     </w:p>
     <w:p>
       <w:pPr>
@@ -10512,71 +10461,42 @@
         <w:jc w:val="both"/>
       </w:pPr>
       <w:r>
-        <w:t>Entidad de soporte (sin controlador propio) que deja traza de las operaciones fuera del flujo normal (ingresos o salidas manuales, fallas de sensor) para su posterior auditoría y análisis.</w:t>
-      </w:r>
-    </w:p>
-    <w:p>
-      <w:pPr>
-        <w:pStyle w:val="Heading1"/>
-      </w:pPr>
-      <w:bookmarkStart w:id="40" w:name="_Toc232073166"/>
-      <w:r>
-        <w:t>8. Módulos del frontend y la app móvil</w:t>
-      </w:r>
-      <w:bookmarkEnd w:id="40"/>
-    </w:p>
-    <w:p>
-      <w:pPr>
-        <w:pStyle w:val="Heading2"/>
-      </w:pPr>
-      <w:bookmarkStart w:id="41" w:name="_Toc232073167"/>
-      <w:r>
-        <w:t>8.1. Frontend web (Administrador y Operativo)</w:t>
+        <w:t xml:space="preserve">La web se estructura en páginas (vistas), servicios (consumo de API) y </w:t>
+      </w:r>
+      <w:proofErr w:type="spellStart"/>
+      <w:r>
+        <w:t>hooks</w:t>
+      </w:r>
+      <w:proofErr w:type="spellEnd"/>
+      <w:r>
+        <w:t xml:space="preserve"> (lógica reutilizable y tiempo real). La autenticación se maneja con un contexto global (</w:t>
+      </w:r>
+      <w:proofErr w:type="spellStart"/>
+      <w:r>
+        <w:t>AuthContext</w:t>
+      </w:r>
+      <w:proofErr w:type="spellEnd"/>
+      <w:r>
+        <w:t xml:space="preserve">) y las rutas se protegen por rol con el componente </w:t>
+      </w:r>
+      <w:proofErr w:type="spellStart"/>
+      <w:r>
+        <w:t>ProtectedRoute</w:t>
+      </w:r>
+      <w:proofErr w:type="spellEnd"/>
+      <w:r>
+        <w:t>.</w:t>
+      </w:r>
+    </w:p>
+    <w:p>
+      <w:pPr>
+        <w:pStyle w:val="Heading3"/>
+      </w:pPr>
+      <w:bookmarkStart w:id="41" w:name="_Toc232073168"/>
+      <w:r>
+        <w:t>Paneles del Administrador</w:t>
       </w:r>
       <w:bookmarkEnd w:id="41"/>
-    </w:p>
-    <w:p>
-      <w:pPr>
-        <w:spacing w:after="120" w:line="276" w:lineRule="auto"/>
-        <w:jc w:val="both"/>
-      </w:pPr>
-      <w:r>
-        <w:t xml:space="preserve">La web se estructura en páginas (vistas), servicios (consumo de API) y </w:t>
-      </w:r>
-      <w:proofErr w:type="spellStart"/>
-      <w:r>
-        <w:t>hooks</w:t>
-      </w:r>
-      <w:proofErr w:type="spellEnd"/>
-      <w:r>
-        <w:t xml:space="preserve"> (lógica reutilizable y tiempo real). La autenticación se maneja con un contexto global (</w:t>
-      </w:r>
-      <w:proofErr w:type="spellStart"/>
-      <w:r>
-        <w:t>AuthContext</w:t>
-      </w:r>
-      <w:proofErr w:type="spellEnd"/>
-      <w:r>
-        <w:t xml:space="preserve">) y las rutas se protegen por rol con el componente </w:t>
-      </w:r>
-      <w:proofErr w:type="spellStart"/>
-      <w:r>
-        <w:t>ProtectedRoute</w:t>
-      </w:r>
-      <w:proofErr w:type="spellEnd"/>
-      <w:r>
-        <w:t>.</w:t>
-      </w:r>
-    </w:p>
-    <w:p>
-      <w:pPr>
-        <w:pStyle w:val="Heading3"/>
-      </w:pPr>
-      <w:bookmarkStart w:id="42" w:name="_Toc232073168"/>
-      <w:r>
-        <w:t>Paneles del Administrador</w:t>
-      </w:r>
-      <w:bookmarkEnd w:id="42"/>
     </w:p>
     <w:tbl>
       <w:tblPr>
@@ -10906,20 +10826,21 @@
               <w:bottom w:val="single" w:sz="1" w:space="0" w:color="BFBFBF"/>
               <w:right w:val="single" w:sz="1" w:space="0" w:color="BFBFBF"/>
             </w:tcBorders>
-            <w:tcMar>
-              <w:top w:w="70" w:type="dxa"/>
-              <w:left w:w="110" w:type="dxa"/>
-              <w:bottom w:w="70" w:type="dxa"/>
-              <w:right w:w="110" w:type="dxa"/>
-            </w:tcMar>
-            <w:vAlign w:val="center"/>
-          </w:tcPr>
-          <w:p>
-            <w:pPr>
-              <w:spacing w:line="264" w:lineRule="auto"/>
-            </w:pPr>
-            <w:r>
-              <w:t>Visitantes</w:t>
+            <w:shd w:val="clear" w:color="auto" w:fill="F2F7EF"/>
+            <w:tcMar>
+              <w:top w:w="70" w:type="dxa"/>
+              <w:left w:w="110" w:type="dxa"/>
+              <w:bottom w:w="70" w:type="dxa"/>
+              <w:right w:w="110" w:type="dxa"/>
+            </w:tcMar>
+            <w:vAlign w:val="center"/>
+          </w:tcPr>
+          <w:p>
+            <w:pPr>
+              <w:spacing w:line="264" w:lineRule="auto"/>
+            </w:pPr>
+            <w:r>
+              <w:t>Bahías</w:t>
             </w:r>
           </w:p>
         </w:tc>
@@ -10932,20 +10853,21 @@
               <w:bottom w:val="single" w:sz="1" w:space="0" w:color="BFBFBF"/>
               <w:right w:val="single" w:sz="1" w:space="0" w:color="BFBFBF"/>
             </w:tcBorders>
-            <w:tcMar>
-              <w:top w:w="70" w:type="dxa"/>
-              <w:left w:w="110" w:type="dxa"/>
-              <w:bottom w:w="70" w:type="dxa"/>
-              <w:right w:w="110" w:type="dxa"/>
-            </w:tcMar>
-            <w:vAlign w:val="center"/>
-          </w:tcPr>
-          <w:p>
-            <w:pPr>
-              <w:spacing w:line="264" w:lineRule="auto"/>
-            </w:pPr>
-            <w:r>
-              <w:t>Administración de visitantes temporales del parqueadero.</w:t>
+            <w:shd w:val="clear" w:color="auto" w:fill="F2F7EF"/>
+            <w:tcMar>
+              <w:top w:w="70" w:type="dxa"/>
+              <w:left w:w="110" w:type="dxa"/>
+              <w:bottom w:w="70" w:type="dxa"/>
+              <w:right w:w="110" w:type="dxa"/>
+            </w:tcMar>
+            <w:vAlign w:val="center"/>
+          </w:tcPr>
+          <w:p>
+            <w:pPr>
+              <w:spacing w:line="264" w:lineRule="auto"/>
+            </w:pPr>
+            <w:r>
+              <w:t>Configuración y monitoreo de las bahías y sus sensores.</w:t>
             </w:r>
           </w:p>
         </w:tc>
@@ -10974,7 +10896,7 @@
               <w:spacing w:line="264" w:lineRule="auto"/>
             </w:pPr>
             <w:r>
-              <w:t>Bahías</w:t>
+              <w:t>Telemetría</w:t>
             </w:r>
           </w:p>
         </w:tc>
@@ -11001,7 +10923,7 @@
               <w:spacing w:line="264" w:lineRule="auto"/>
             </w:pPr>
             <w:r>
-              <w:t>Configuración y monitoreo de las bahías y sus sensores.</w:t>
+              <w:t>Monitoreo en tiempo real del estado de los sensores (online/offline).</w:t>
             </w:r>
           </w:p>
         </w:tc>
@@ -11029,226 +10951,6 @@
               <w:spacing w:line="264" w:lineRule="auto"/>
             </w:pPr>
             <w:r>
-              <w:t>Informes</w:t>
-            </w:r>
-          </w:p>
-        </w:tc>
-        <w:tc>
-          <w:tcPr>
-            <w:tcW w:w="7160" w:type="dxa"/>
-            <w:tcBorders>
-              <w:top w:val="single" w:sz="1" w:space="0" w:color="BFBFBF"/>
-              <w:left w:val="single" w:sz="1" w:space="0" w:color="BFBFBF"/>
-              <w:bottom w:val="single" w:sz="1" w:space="0" w:color="BFBFBF"/>
-              <w:right w:val="single" w:sz="1" w:space="0" w:color="BFBFBF"/>
-            </w:tcBorders>
-            <w:tcMar>
-              <w:top w:w="70" w:type="dxa"/>
-              <w:left w:w="110" w:type="dxa"/>
-              <w:bottom w:w="70" w:type="dxa"/>
-              <w:right w:w="110" w:type="dxa"/>
-            </w:tcMar>
-            <w:vAlign w:val="center"/>
-          </w:tcPr>
-          <w:p>
-            <w:pPr>
-              <w:spacing w:line="264" w:lineRule="auto"/>
-            </w:pPr>
-            <w:r>
-              <w:t>Generación de reportes (PDF/Excel) de movimientos y ocupación.</w:t>
-            </w:r>
-          </w:p>
-        </w:tc>
-      </w:tr>
-      <w:tr>
-        <w:tc>
-          <w:tcPr>
-            <w:tcW w:w="2200" w:type="dxa"/>
-            <w:tcBorders>
-              <w:top w:val="single" w:sz="1" w:space="0" w:color="BFBFBF"/>
-              <w:left w:val="single" w:sz="1" w:space="0" w:color="BFBFBF"/>
-              <w:bottom w:val="single" w:sz="1" w:space="0" w:color="BFBFBF"/>
-              <w:right w:val="single" w:sz="1" w:space="0" w:color="BFBFBF"/>
-            </w:tcBorders>
-            <w:shd w:val="clear" w:color="auto" w:fill="F2F7EF"/>
-            <w:tcMar>
-              <w:top w:w="70" w:type="dxa"/>
-              <w:left w:w="110" w:type="dxa"/>
-              <w:bottom w:w="70" w:type="dxa"/>
-              <w:right w:w="110" w:type="dxa"/>
-            </w:tcMar>
-            <w:vAlign w:val="center"/>
-          </w:tcPr>
-          <w:p>
-            <w:pPr>
-              <w:spacing w:line="264" w:lineRule="auto"/>
-            </w:pPr>
-            <w:r>
-              <w:t>Gráficos</w:t>
-            </w:r>
-          </w:p>
-        </w:tc>
-        <w:tc>
-          <w:tcPr>
-            <w:tcW w:w="7160" w:type="dxa"/>
-            <w:tcBorders>
-              <w:top w:val="single" w:sz="1" w:space="0" w:color="BFBFBF"/>
-              <w:left w:val="single" w:sz="1" w:space="0" w:color="BFBFBF"/>
-              <w:bottom w:val="single" w:sz="1" w:space="0" w:color="BFBFBF"/>
-              <w:right w:val="single" w:sz="1" w:space="0" w:color="BFBFBF"/>
-            </w:tcBorders>
-            <w:shd w:val="clear" w:color="auto" w:fill="F2F7EF"/>
-            <w:tcMar>
-              <w:top w:w="70" w:type="dxa"/>
-              <w:left w:w="110" w:type="dxa"/>
-              <w:bottom w:w="70" w:type="dxa"/>
-              <w:right w:w="110" w:type="dxa"/>
-            </w:tcMar>
-            <w:vAlign w:val="center"/>
-          </w:tcPr>
-          <w:p>
-            <w:pPr>
-              <w:spacing w:line="264" w:lineRule="auto"/>
-            </w:pPr>
-            <w:r>
-              <w:t>Visualización analítica: tráfico por horas, ocupación por tipo, densidad.</w:t>
-            </w:r>
-          </w:p>
-        </w:tc>
-      </w:tr>
-      <w:tr>
-        <w:tc>
-          <w:tcPr>
-            <w:tcW w:w="2200" w:type="dxa"/>
-            <w:tcBorders>
-              <w:top w:val="single" w:sz="1" w:space="0" w:color="BFBFBF"/>
-              <w:left w:val="single" w:sz="1" w:space="0" w:color="BFBFBF"/>
-              <w:bottom w:val="single" w:sz="1" w:space="0" w:color="BFBFBF"/>
-              <w:right w:val="single" w:sz="1" w:space="0" w:color="BFBFBF"/>
-            </w:tcBorders>
-            <w:tcMar>
-              <w:top w:w="70" w:type="dxa"/>
-              <w:left w:w="110" w:type="dxa"/>
-              <w:bottom w:w="70" w:type="dxa"/>
-              <w:right w:w="110" w:type="dxa"/>
-            </w:tcMar>
-            <w:vAlign w:val="center"/>
-          </w:tcPr>
-          <w:p>
-            <w:pPr>
-              <w:spacing w:line="264" w:lineRule="auto"/>
-            </w:pPr>
-            <w:r>
-              <w:t>Auditoría</w:t>
-            </w:r>
-          </w:p>
-        </w:tc>
-        <w:tc>
-          <w:tcPr>
-            <w:tcW w:w="7160" w:type="dxa"/>
-            <w:tcBorders>
-              <w:top w:val="single" w:sz="1" w:space="0" w:color="BFBFBF"/>
-              <w:left w:val="single" w:sz="1" w:space="0" w:color="BFBFBF"/>
-              <w:bottom w:val="single" w:sz="1" w:space="0" w:color="BFBFBF"/>
-              <w:right w:val="single" w:sz="1" w:space="0" w:color="BFBFBF"/>
-            </w:tcBorders>
-            <w:tcMar>
-              <w:top w:w="70" w:type="dxa"/>
-              <w:left w:w="110" w:type="dxa"/>
-              <w:bottom w:w="70" w:type="dxa"/>
-              <w:right w:w="110" w:type="dxa"/>
-            </w:tcMar>
-            <w:vAlign w:val="center"/>
-          </w:tcPr>
-          <w:p>
-            <w:pPr>
-              <w:spacing w:line="264" w:lineRule="auto"/>
-            </w:pPr>
-            <w:r>
-              <w:t>Consulta del historial de acciones y eventos del sistema.</w:t>
-            </w:r>
-          </w:p>
-        </w:tc>
-      </w:tr>
-      <w:tr>
-        <w:tc>
-          <w:tcPr>
-            <w:tcW w:w="2200" w:type="dxa"/>
-            <w:tcBorders>
-              <w:top w:val="single" w:sz="1" w:space="0" w:color="BFBFBF"/>
-              <w:left w:val="single" w:sz="1" w:space="0" w:color="BFBFBF"/>
-              <w:bottom w:val="single" w:sz="1" w:space="0" w:color="BFBFBF"/>
-              <w:right w:val="single" w:sz="1" w:space="0" w:color="BFBFBF"/>
-            </w:tcBorders>
-            <w:shd w:val="clear" w:color="auto" w:fill="F2F7EF"/>
-            <w:tcMar>
-              <w:top w:w="70" w:type="dxa"/>
-              <w:left w:w="110" w:type="dxa"/>
-              <w:bottom w:w="70" w:type="dxa"/>
-              <w:right w:w="110" w:type="dxa"/>
-            </w:tcMar>
-            <w:vAlign w:val="center"/>
-          </w:tcPr>
-          <w:p>
-            <w:pPr>
-              <w:spacing w:line="264" w:lineRule="auto"/>
-            </w:pPr>
-            <w:r>
-              <w:t>Telemetría</w:t>
-            </w:r>
-          </w:p>
-        </w:tc>
-        <w:tc>
-          <w:tcPr>
-            <w:tcW w:w="7160" w:type="dxa"/>
-            <w:tcBorders>
-              <w:top w:val="single" w:sz="1" w:space="0" w:color="BFBFBF"/>
-              <w:left w:val="single" w:sz="1" w:space="0" w:color="BFBFBF"/>
-              <w:bottom w:val="single" w:sz="1" w:space="0" w:color="BFBFBF"/>
-              <w:right w:val="single" w:sz="1" w:space="0" w:color="BFBFBF"/>
-            </w:tcBorders>
-            <w:shd w:val="clear" w:color="auto" w:fill="F2F7EF"/>
-            <w:tcMar>
-              <w:top w:w="70" w:type="dxa"/>
-              <w:left w:w="110" w:type="dxa"/>
-              <w:bottom w:w="70" w:type="dxa"/>
-              <w:right w:w="110" w:type="dxa"/>
-            </w:tcMar>
-            <w:vAlign w:val="center"/>
-          </w:tcPr>
-          <w:p>
-            <w:pPr>
-              <w:spacing w:line="264" w:lineRule="auto"/>
-            </w:pPr>
-            <w:r>
-              <w:t>Monitoreo en tiempo real del estado de los sensores (online/offline).</w:t>
-            </w:r>
-          </w:p>
-        </w:tc>
-      </w:tr>
-      <w:tr>
-        <w:tc>
-          <w:tcPr>
-            <w:tcW w:w="2200" w:type="dxa"/>
-            <w:tcBorders>
-              <w:top w:val="single" w:sz="1" w:space="0" w:color="BFBFBF"/>
-              <w:left w:val="single" w:sz="1" w:space="0" w:color="BFBFBF"/>
-              <w:bottom w:val="single" w:sz="1" w:space="0" w:color="BFBFBF"/>
-              <w:right w:val="single" w:sz="1" w:space="0" w:color="BFBFBF"/>
-            </w:tcBorders>
-            <w:tcMar>
-              <w:top w:w="70" w:type="dxa"/>
-              <w:left w:w="110" w:type="dxa"/>
-              <w:bottom w:w="70" w:type="dxa"/>
-              <w:right w:w="110" w:type="dxa"/>
-            </w:tcMar>
-            <w:vAlign w:val="center"/>
-          </w:tcPr>
-          <w:p>
-            <w:pPr>
-              <w:spacing w:line="264" w:lineRule="auto"/>
-            </w:pPr>
-            <w:r>
               <w:t>Configuración</w:t>
             </w:r>
           </w:p>
@@ -11285,11 +10987,11 @@
       <w:pPr>
         <w:pStyle w:val="Heading3"/>
       </w:pPr>
-      <w:bookmarkStart w:id="43" w:name="_Toc232073169"/>
+      <w:bookmarkStart w:id="42" w:name="_Toc232073169"/>
       <w:r>
         <w:t>Vistas del Operativo (portería)</w:t>
       </w:r>
-      <w:bookmarkEnd w:id="43"/>
+      <w:bookmarkEnd w:id="42"/>
     </w:p>
     <w:tbl>
       <w:tblPr>
@@ -11459,7 +11161,6 @@
               <w:spacing w:line="264" w:lineRule="auto"/>
             </w:pPr>
             <w:r>
-              <w:lastRenderedPageBreak/>
               <w:t>Estado de bahías</w:t>
             </w:r>
           </w:p>
@@ -11661,7 +11362,7 @@
       <w:pPr>
         <w:pStyle w:val="Heading3"/>
       </w:pPr>
-      <w:bookmarkStart w:id="44" w:name="_Toc232073170"/>
+      <w:bookmarkStart w:id="43" w:name="_Toc232073170"/>
       <w:r>
         <w:t xml:space="preserve">Servicios y </w:t>
       </w:r>
@@ -11669,7 +11370,7 @@
       <w:r>
         <w:t>hooks</w:t>
       </w:r>
-      <w:bookmarkEnd w:id="44"/>
+      <w:bookmarkEnd w:id="43"/>
       <w:proofErr w:type="spellEnd"/>
     </w:p>
     <w:p>
@@ -11687,33 +11388,23 @@
           <w:b/>
           <w:bCs/>
         </w:rPr>
-        <w:t xml:space="preserve">Servicios: </w:t>
-      </w:r>
-      <w:r>
-        <w:t>usuarios, vehículos, operativo, parqueadero-</w:t>
+        <w:lastRenderedPageBreak/>
+        <w:t xml:space="preserve">Servicios: usuarios, vehículos, operativo, parqueadero-admin, telemetría, upload y socket — cada uno encapsula las llamadas a un conjunto de </w:t>
       </w:r>
       <w:proofErr w:type="spellStart"/>
       <w:r>
-        <w:t>admin</w:t>
+        <w:rPr>
+          <w:b/>
+          <w:bCs/>
+        </w:rPr>
+        <w:t>endpoints</w:t>
       </w:r>
       <w:proofErr w:type="spellEnd"/>
       <w:r>
-        <w:t xml:space="preserve">, reportes, auditoría, telemetría, </w:t>
-      </w:r>
-      <w:proofErr w:type="spellStart"/>
-      <w:r>
-        <w:t>upload</w:t>
-      </w:r>
-      <w:proofErr w:type="spellEnd"/>
-      <w:r>
-        <w:t xml:space="preserve"> y socket — cada uno encapsula las llamadas a un conjunto de </w:t>
-      </w:r>
-      <w:proofErr w:type="spellStart"/>
-      <w:r>
-        <w:t>endpoints</w:t>
-      </w:r>
-      <w:proofErr w:type="spellEnd"/>
-      <w:r>
+        <w:rPr>
+          <w:b/>
+          <w:bCs/>
+        </w:rPr>
         <w:t xml:space="preserve"> de la API.</w:t>
       </w:r>
     </w:p>
@@ -11787,11 +11478,11 @@
       <w:pPr>
         <w:pStyle w:val="Heading2"/>
       </w:pPr>
-      <w:bookmarkStart w:id="45" w:name="_Toc232073171"/>
+      <w:bookmarkStart w:id="44" w:name="_Toc232073171"/>
       <w:r>
         <w:t>8.2. Aplicación móvil (Aprendiz)</w:t>
       </w:r>
-      <w:bookmarkEnd w:id="45"/>
+      <w:bookmarkEnd w:id="44"/>
     </w:p>
     <w:p>
       <w:pPr>
@@ -12195,11 +11886,11 @@
       <w:pPr>
         <w:pStyle w:val="Heading1"/>
       </w:pPr>
-      <w:bookmarkStart w:id="46" w:name="_Toc232073172"/>
+      <w:bookmarkStart w:id="45" w:name="_Toc232073172"/>
       <w:r>
         <w:t>9. Conclusión</w:t>
       </w:r>
-      <w:bookmarkEnd w:id="46"/>
+      <w:bookmarkEnd w:id="45"/>
     </w:p>
     <w:p>
       <w:pPr>
@@ -12296,11 +11987,7 @@
       </w:r>
       <w:proofErr w:type="spellEnd"/>
       <w:r>
-        <w:t xml:space="preserve">. Todo </w:t>
-      </w:r>
-      <w:r>
-        <w:lastRenderedPageBreak/>
-        <w:t xml:space="preserve">ello se apoya en middleware, </w:t>
+        <w:t xml:space="preserve">. Todo ello se apoya en middleware, </w:t>
       </w:r>
       <w:proofErr w:type="spellStart"/>
       <w:r>
